--- a/PP-salygos/templates/PRIEDAI_LTEN_SPECIALISTAI.docx
+++ b/PP-salygos/templates/PRIEDAI_LTEN_SPECIALISTAI.docx
@@ -2371,6 +2371,7 @@
                 <w:sz w:val="20"/>
                 <w:szCs w:val="20"/>
               </w:rPr>
+              <w:lastRenderedPageBreak/>
               <w:t xml:space="preserve">2018-01-01, </w:t>
             </w:r>
             <w:r>
@@ -2607,6 +2608,7 @@
                 <w:szCs w:val="20"/>
                 <w:lang w:val="en-US"/>
               </w:rPr>
+              <w:lastRenderedPageBreak/>
               <w:t>„Employee of the</w:t>
             </w:r>
             <w:r>
@@ -2731,7 +2733,6 @@
                 <w:szCs w:val="20"/>
                 <w:lang w:val="en-US"/>
               </w:rPr>
-              <w:lastRenderedPageBreak/>
               <w:t>„Employee of the Sub-supplier which will be engaged for the performance of th</w:t>
             </w:r>
             <w:r>
@@ -3152,6 +3153,7 @@
       </w:pPr>
     </w:p>
     <w:sectPr>
+      <w:headerReference w:type="default" r:id="rId7"/>
       <w:type w:val="continuous"/>
       <w:pgSz w:w="16838" w:h="11906" w:orient="landscape"/>
       <w:pgMar w:top="851" w:right="822" w:bottom="567" w:left="1134" w:header="567" w:footer="567" w:gutter="0"/>
@@ -3314,6 +3316,96 @@
     </w:p>
   </w:footnote>
 </w:footnotes>
+</file>
+
+<file path=word/header1.xml><?xml version="1.0" encoding="utf-8"?>
+<w:hdr xmlns:wpc="http://schemas.microsoft.com/office/word/2010/wordprocessingCanvas" xmlns:cx="http://schemas.microsoft.com/office/drawing/2014/chartex" xmlns:cx1="http://schemas.microsoft.com/office/drawing/2015/9/8/chartex" xmlns:cx2="http://schemas.microsoft.com/office/drawing/2015/10/21/chartex" xmlns:cx3="http://schemas.microsoft.com/office/drawing/2016/5/9/chartex" xmlns:cx4="http://schemas.microsoft.com/office/drawing/2016/5/10/chartex" xmlns:cx5="http://schemas.microsoft.com/office/drawing/2016/5/11/chartex" xmlns:cx6="http://schemas.microsoft.com/office/drawing/2016/5/12/chartex" xmlns:cx7="http://schemas.microsoft.com/office/drawing/2016/5/13/chartex" xmlns:cx8="http://schemas.microsoft.com/office/drawing/2016/5/14/chartex" xmlns:mc="http://schemas.openxmlformats.org/markup-compatibility/2006" xmlns:aink="http://schemas.microsoft.com/office/drawing/2016/ink" xmlns:am3d="http://schemas.microsoft.com/office/drawing/2017/model3d" xmlns:o="urn:schemas-microsoft-com:office:office" xmlns:oel="http://schemas.microsoft.com/office/2019/extlst" xmlns:r="http://schemas.openxmlformats.org/officeDocument/2006/relationships" xmlns:m="http://schemas.openxmlformats.org/officeDocument/2006/math" xmlns:v="urn:schemas-microsoft-com:vml" xmlns:wp14="http://schemas.microsoft.com/office/word/2010/wordprocessingDrawing" xmlns:wp="http://schemas.openxmlformats.org/drawingml/2006/wordprocessingDrawing" xmlns:w10="urn:schemas-microsoft-com:office:word" xmlns:w="http://schemas.openxmlformats.org/wordprocessingml/2006/main" xmlns:w14="http://schemas.microsoft.com/office/word/2010/wordml" xmlns:w15="http://schemas.microsoft.com/office/word/2012/wordml" xmlns:w16cex="http://schemas.microsoft.com/office/word/2018/wordml/cex" xmlns:w16cid="http://schemas.microsoft.com/office/word/2016/wordml/cid" xmlns:w16="http://schemas.microsoft.com/office/word/2018/wordml" xmlns:w16du="http://schemas.microsoft.com/office/word/2023/wordml/word16du" xmlns:w16sdtdh="http://schemas.microsoft.com/office/word/2020/wordml/sdtdatahash" xmlns:w16sdtfl="http://schemas.microsoft.com/office/word/2024/wordml/sdtformatlock" xmlns:w16se="http://schemas.microsoft.com/office/word/2015/wordml/symex" xmlns:wpg="http://schemas.microsoft.com/office/word/2010/wordprocessingGroup" xmlns:wpi="http://schemas.microsoft.com/office/word/2010/wordprocessingInk" xmlns:wne="http://schemas.microsoft.com/office/word/2006/wordml" xmlns:wps="http://schemas.microsoft.com/office/word/2010/wordprocessingShape" mc:Ignorable="w14 w15 w16se w16cid w16 w16cex w16sdtdh w16sdtfl w16du wp14">
+  <w:p>
+    <w:pPr>
+      <w:pStyle w:val="Heading1"/>
+      <w:numPr>
+        <w:ilvl w:val="0"/>
+        <w:numId w:val="0"/>
+      </w:numPr>
+      <w:jc w:val="right"/>
+      <w:rPr>
+        <w:rFonts w:ascii="Trebuchet MS" w:hAnsi="Trebuchet MS" w:cs="Arial"/>
+        <w:b w:val="0"/>
+        <w:iCs/>
+        <w:sz w:val="20"/>
+        <w:lang w:val="en-US"/>
+      </w:rPr>
+    </w:pPr>
+    <w:r>
+      <w:rPr>
+        <w:rFonts w:ascii="Trebuchet MS" w:hAnsi="Trebuchet MS" w:cs="Arial"/>
+        <w:b w:val="0"/>
+        <w:iCs/>
+        <w:color w:val="000000" w:themeColor="text1"/>
+        <w:sz w:val="20"/>
+      </w:rPr>
+      <w:t xml:space="preserve">SPS </w:t>
+    </w:r>
+    <w:r>
+      <w:rPr>
+        <w:rFonts w:ascii="Trebuchet MS" w:hAnsi="Trebuchet MS" w:cs="Arial"/>
+        <w:b w:val="0"/>
+        <w:iCs/>
+        <w:color w:val="000000" w:themeColor="text1"/>
+        <w:sz w:val="20"/>
+        <w:lang w:val="en-US"/>
+      </w:rPr>
+      <w:t>9</w:t>
+    </w:r>
+    <w:r>
+      <w:rPr>
+        <w:rFonts w:ascii="Trebuchet MS" w:hAnsi="Trebuchet MS" w:cs="Arial"/>
+        <w:b w:val="0"/>
+        <w:iCs/>
+        <w:color w:val="000000" w:themeColor="text1"/>
+        <w:sz w:val="20"/>
+        <w:lang w:val="en-US"/>
+      </w:rPr>
+      <w:t xml:space="preserve"> </w:t>
+    </w:r>
+    <w:r>
+      <w:rPr>
+        <w:rFonts w:ascii="Trebuchet MS" w:hAnsi="Trebuchet MS" w:cs="Arial"/>
+        <w:b w:val="0"/>
+        <w:iCs/>
+        <w:color w:val="000000"/>
+        <w:sz w:val="20"/>
+      </w:rPr>
+      <w:t>priedas</w:t>
+    </w:r>
+    <w:r>
+      <w:rPr>
+        <w:rFonts w:ascii="Trebuchet MS" w:hAnsi="Trebuchet MS" w:cs="Arial"/>
+        <w:b w:val="0"/>
+        <w:iCs/>
+        <w:color w:val="000000"/>
+        <w:sz w:val="20"/>
+      </w:rPr>
+      <w:t xml:space="preserve"> / </w:t>
+    </w:r>
+    <w:r>
+      <w:rPr>
+        <w:rFonts w:ascii="Trebuchet MS" w:hAnsi="Trebuchet MS" w:cs="Arial"/>
+        <w:b w:val="0"/>
+        <w:iCs/>
+        <w:color w:val="000000"/>
+        <w:sz w:val="20"/>
+        <w:lang w:val="en-US"/>
+      </w:rPr>
+      <w:t>Annex 9 to the SPC</w:t>
+    </w:r>
+  </w:p>
+  <w:p>
+    <w:pPr>
+      <w:pStyle w:val="Header"/>
+    </w:pPr>
+  </w:p>
+</w:hdr>
 </file>
 
 <file path=word/numbering.xml><?xml version="1.0" encoding="utf-8"?>

--- a/PP-salygos/templates/PRIEDAI_LTEN_SPECIALISTAI.docx
+++ b/PP-salygos/templates/PRIEDAI_LTEN_SPECIALISTAI.docx
@@ -858,7 +858,7 @@
                 <w:sz w:val="20"/>
                 <w:szCs w:val="20"/>
               </w:rPr>
-              <w:t>metai,  mėnesiai, diena)</w:t>
+              <w:t>metai, mėnesiai, diena)</w:t>
             </w:r>
             <w:r>
               <w:rPr>
@@ -969,7 +969,7 @@
                 <w:sz w:val="20"/>
                 <w:szCs w:val="20"/>
               </w:rPr>
-              <w:t>metai,  mėnesiai, diena) ir iš viso mėn</w:t>
+              <w:t>metai, mėnesiai, diena) ir iš viso mėn</w:t>
             </w:r>
             <w:r>
               <w:rPr>
